--- a/docs/datasets_workshop_handout.docx
+++ b/docs/datasets_workshop_handout.docx
@@ -4,12 +4,11 @@
   <w:body>
     <w:p>
       <w:pPr>
-        <w:jc w:val="left"/>
+        <w:pStyle w:val="Title"/>
       </w:pPr>
       <w:r>
         <w:rPr>
-          <w:b/>
-          <w:sz w:val="36"/>
+          <w:rFonts w:ascii="Calibri" w:hAnsi="Calibri"/>
         </w:rPr>
         <w:t>PFF Datasets — Workshop Handout</w:t>
       </w:r>
@@ -17,10 +16,43 @@
     <w:p>
       <w:r>
         <w:rPr>
-          <w:i/>
-          <w:sz w:val="18"/>
+          <w:b w:val="0"/>
+          <w:i w:val="0"/>
+          <w:sz w:val="20"/>
         </w:rPr>
-        <w:t>Page 1 lists datasets included in the analysis. Page 2 lists those available in the tool but not currently driving outputs. Thresholds (canopy, height, slope, buffer distance, protection age, IUCN category) are adjustable in the app, so are not stated below.</w:t>
+        <w:t xml:space="preserve">Two pages: </w:t>
+      </w:r>
+      <w:r>
+        <w:rPr>
+          <w:b/>
+          <w:i w:val="0"/>
+          <w:sz w:val="20"/>
+        </w:rPr>
+        <w:t>page 1</w:t>
+      </w:r>
+      <w:r>
+        <w:rPr>
+          <w:b w:val="0"/>
+          <w:i w:val="0"/>
+          <w:sz w:val="20"/>
+        </w:rPr>
+        <w:t xml:space="preserve"> lists datasets included in the analysis; </w:t>
+      </w:r>
+      <w:r>
+        <w:rPr>
+          <w:b/>
+          <w:i w:val="0"/>
+          <w:sz w:val="20"/>
+        </w:rPr>
+        <w:t>page 2</w:t>
+      </w:r>
+      <w:r>
+        <w:rPr>
+          <w:b w:val="0"/>
+          <w:i w:val="0"/>
+          <w:sz w:val="20"/>
+        </w:rPr>
+        <w:t xml:space="preserve"> lists those available in the tool but not currently driving outputs. Thresholds (canopy, height, slope, buffer distance, protection age, IUCN category) are adjustable in the app, so are not stated below.</w:t>
       </w:r>
     </w:p>
     <w:p>
@@ -38,26 +70,26 @@
       <w:tblPr>
         <w:tblStyle w:val="LightGrid-Accent1"/>
         <w:tblW w:type="auto" w:w="0"/>
-        <w:tblLayout w:type="fixed"/>
+        <w:tblLayout w:type="autofit"/>
         <w:tblLook w:firstColumn="1" w:firstRow="1" w:lastColumn="0" w:lastRow="0" w:noHBand="0" w:noVBand="1" w:val="04A0"/>
       </w:tblPr>
       <w:tblGrid>
-        <w:gridCol w:w="3408"/>
-        <w:gridCol w:w="3408"/>
-        <w:gridCol w:w="3408"/>
+        <w:gridCol w:w="3504"/>
+        <w:gridCol w:w="3504"/>
+        <w:gridCol w:w="3504"/>
       </w:tblGrid>
       <w:tr>
         <w:tc>
           <w:tcPr>
-            <w:tcW w:type="dxa" w:w="2880"/>
-            <w:shd w:val="clear" w:color="auto" w:fill="2C5282"/>
+            <w:tcW w:type="dxa" w:w="3504"/>
+            <w:shd w:val="clear" w:color="auto" w:fill="DCE6F1"/>
           </w:tcPr>
           <w:p>
             <w:r/>
             <w:r>
               <w:rPr>
                 <w:b/>
-                <w:color w:val="FFFFFF"/>
+                <w:color w:val="000000"/>
                 <w:sz w:val="20"/>
               </w:rPr>
               <w:t>Dataset</w:t>
@@ -66,15 +98,15 @@
         </w:tc>
         <w:tc>
           <w:tcPr>
-            <w:tcW w:type="dxa" w:w="3744"/>
-            <w:shd w:val="clear" w:color="auto" w:fill="2C5282"/>
+            <w:tcW w:type="dxa" w:w="3504"/>
+            <w:shd w:val="clear" w:color="auto" w:fill="DCE6F1"/>
           </w:tcPr>
           <w:p>
             <w:r/>
             <w:r>
               <w:rPr>
                 <w:b/>
-                <w:color w:val="FFFFFF"/>
+                <w:color w:val="000000"/>
                 <w:sz w:val="20"/>
               </w:rPr>
               <w:t>What it is</w:t>
@@ -83,15 +115,15 @@
         </w:tc>
         <w:tc>
           <w:tcPr>
-            <w:tcW w:type="dxa" w:w="3456"/>
-            <w:shd w:val="clear" w:color="auto" w:fill="2C5282"/>
+            <w:tcW w:type="dxa" w:w="3504"/>
+            <w:shd w:val="clear" w:color="auto" w:fill="DCE6F1"/>
           </w:tcPr>
           <w:p>
             <w:r/>
             <w:r>
               <w:rPr>
                 <w:b/>
-                <w:color w:val="FFFFFF"/>
+                <w:color w:val="000000"/>
                 <w:sz w:val="20"/>
               </w:rPr>
               <w:t>How it is used in PFF</w:t>
@@ -102,13 +134,14 @@
       <w:tr>
         <w:tc>
           <w:tcPr>
-            <w:tcW w:type="dxa" w:w="2880"/>
+            <w:tcW w:type="dxa" w:w="3504"/>
           </w:tcPr>
           <w:p>
             <w:r/>
             <w:r>
               <w:rPr>
                 <w:b/>
+                <w:i w:val="0"/>
                 <w:sz w:val="18"/>
               </w:rPr>
               <w:t>GLAD GLCLU v2</w:t>
@@ -116,6 +149,7 @@
             <w:r>
               <w:rPr>
                 <w:b w:val="0"/>
+                <w:i w:val="0"/>
                 <w:sz w:val="18"/>
               </w:rPr>
               <w:t xml:space="preserve"> (Potapov et al., 2022)</w:t>
@@ -124,13 +158,14 @@
         </w:tc>
         <w:tc>
           <w:tcPr>
-            <w:tcW w:type="dxa" w:w="3744"/>
+            <w:tcW w:type="dxa" w:w="3504"/>
           </w:tcPr>
           <w:p>
             <w:r/>
             <w:r>
               <w:rPr>
                 <w:b w:val="0"/>
+                <w:i w:val="0"/>
                 <w:sz w:val="18"/>
               </w:rPr>
               <w:t>Global 30 m land cover and land use with per-pixel tree-height estimates at 6 time steps from 1990 to 2020</w:t>
@@ -139,13 +174,14 @@
         </w:tc>
         <w:tc>
           <w:tcPr>
-            <w:tcW w:type="dxa" w:w="3456"/>
+            <w:tcW w:type="dxa" w:w="3504"/>
           </w:tcPr>
           <w:p>
             <w:r/>
             <w:r>
               <w:rPr>
                 <w:b w:val="0"/>
+                <w:i w:val="0"/>
                 <w:sz w:val="18"/>
               </w:rPr>
               <w:t>Default forest baseline — pixels meeting the tree-height threshold define the starting forest mask</w:t>
@@ -156,13 +192,14 @@
       <w:tr>
         <w:tc>
           <w:tcPr>
-            <w:tcW w:type="dxa" w:w="2880"/>
+            <w:tcW w:type="dxa" w:w="3504"/>
           </w:tcPr>
           <w:p>
             <w:r/>
             <w:r>
               <w:rPr>
                 <w:b/>
+                <w:i w:val="0"/>
                 <w:sz w:val="18"/>
               </w:rPr>
               <w:t>Hansen Global Forest Change v1.12</w:t>
@@ -170,6 +207,7 @@
             <w:r>
               <w:rPr>
                 <w:b w:val="0"/>
+                <w:i w:val="0"/>
                 <w:sz w:val="18"/>
               </w:rPr>
               <w:t xml:space="preserve"> (Hansen et al., 2013; UMD)</w:t>
@@ -178,13 +216,14 @@
         </w:tc>
         <w:tc>
           <w:tcPr>
-            <w:tcW w:type="dxa" w:w="3744"/>
+            <w:tcW w:type="dxa" w:w="3504"/>
           </w:tcPr>
           <w:p>
             <w:r/>
             <w:r>
               <w:rPr>
                 <w:b w:val="0"/>
+                <w:i w:val="0"/>
                 <w:sz w:val="18"/>
               </w:rPr>
               <w:t>Global 30 m tree-cover-2000 layer plus annual forest loss year, updated annually</w:t>
@@ -193,13 +232,14 @@
         </w:tc>
         <w:tc>
           <w:tcPr>
-            <w:tcW w:type="dxa" w:w="3456"/>
+            <w:tcW w:type="dxa" w:w="3504"/>
           </w:tcPr>
           <w:p>
             <w:r/>
             <w:r>
               <w:rPr>
                 <w:b w:val="0"/>
+                <w:i w:val="0"/>
                 <w:sz w:val="18"/>
               </w:rPr>
               <w:t>Alternative forest baseline — tree-cover threshold defines forest; loss year is used to back-date the mask</w:t>
@@ -210,13 +250,14 @@
       <w:tr>
         <w:tc>
           <w:tcPr>
-            <w:tcW w:type="dxa" w:w="2880"/>
+            <w:tcW w:type="dxa" w:w="3504"/>
           </w:tcPr>
           <w:p>
             <w:r/>
             <w:r>
               <w:rPr>
                 <w:b/>
+                <w:i w:val="0"/>
                 <w:sz w:val="18"/>
               </w:rPr>
               <w:t>FAO GAUL 2024 (Level 0)</w:t>
@@ -225,13 +266,14 @@
         </w:tc>
         <w:tc>
           <w:tcPr>
-            <w:tcW w:type="dxa" w:w="3744"/>
+            <w:tcW w:type="dxa" w:w="3504"/>
           </w:tcPr>
           <w:p>
             <w:r/>
             <w:r>
               <w:rPr>
                 <w:b w:val="0"/>
+                <w:i w:val="0"/>
                 <w:sz w:val="18"/>
               </w:rPr>
               <w:t>Global country boundary polygons maintained by FAO</w:t>
@@ -240,13 +282,14 @@
         </w:tc>
         <w:tc>
           <w:tcPr>
-            <w:tcW w:type="dxa" w:w="3456"/>
+            <w:tcW w:type="dxa" w:w="3504"/>
           </w:tcPr>
           <w:p>
             <w:r/>
             <w:r>
               <w:rPr>
                 <w:b w:val="0"/>
+                <w:i w:val="0"/>
                 <w:sz w:val="18"/>
               </w:rPr>
               <w:t>Country selection and study-area clipping for every analysis</w:t>
@@ -257,13 +300,14 @@
       <w:tr>
         <w:tc>
           <w:tcPr>
-            <w:tcW w:type="dxa" w:w="2880"/>
+            <w:tcW w:type="dxa" w:w="3504"/>
           </w:tcPr>
           <w:p>
             <w:r/>
             <w:r>
               <w:rPr>
                 <w:b/>
+                <w:i w:val="0"/>
                 <w:sz w:val="18"/>
               </w:rPr>
               <w:t>JRC GHSL — Settlement Model + Population P2023A</w:t>
@@ -271,6 +315,7 @@
             <w:r>
               <w:rPr>
                 <w:b w:val="0"/>
+                <w:i w:val="0"/>
                 <w:sz w:val="18"/>
               </w:rPr>
               <w:t xml:space="preserve"> (Pesaresi et al., 2024)</w:t>
@@ -279,13 +324,14 @@
         </w:tc>
         <w:tc>
           <w:tcPr>
-            <w:tcW w:type="dxa" w:w="3744"/>
+            <w:tcW w:type="dxa" w:w="3504"/>
           </w:tcPr>
           <w:p>
             <w:r/>
             <w:r>
               <w:rPr>
                 <w:b w:val="0"/>
+                <w:i w:val="0"/>
                 <w:sz w:val="18"/>
               </w:rPr>
               <w:t>Built-up classification distinguishing small settlements from larger urban areas, masked by population presence</w:t>
@@ -294,13 +340,14 @@
         </w:tc>
         <w:tc>
           <w:tcPr>
-            <w:tcW w:type="dxa" w:w="3456"/>
+            <w:tcW w:type="dxa" w:w="3504"/>
           </w:tcPr>
           <w:p>
             <w:r/>
             <w:r>
               <w:rPr>
                 <w:b w:val="0"/>
+                <w:i w:val="0"/>
                 <w:sz w:val="18"/>
               </w:rPr>
               <w:t>Small and large built-up classes contribute to the settlement-disturbance buffer</w:t>
@@ -311,13 +358,14 @@
       <w:tr>
         <w:tc>
           <w:tcPr>
-            <w:tcW w:type="dxa" w:w="2880"/>
+            <w:tcW w:type="dxa" w:w="3504"/>
           </w:tcPr>
           <w:p>
             <w:r/>
             <w:r>
               <w:rPr>
                 <w:b/>
+                <w:i w:val="0"/>
                 <w:sz w:val="18"/>
               </w:rPr>
               <w:t>DLR World Settlement Footprint Evolution</w:t>
@@ -325,6 +373,7 @@
             <w:r>
               <w:rPr>
                 <w:b w:val="0"/>
+                <w:i w:val="0"/>
                 <w:sz w:val="18"/>
               </w:rPr>
               <w:t xml:space="preserve"> (Marconcini et al., 2020)</w:t>
@@ -333,13 +382,14 @@
         </w:tc>
         <w:tc>
           <w:tcPr>
-            <w:tcW w:type="dxa" w:w="3744"/>
+            <w:tcW w:type="dxa" w:w="3504"/>
           </w:tcPr>
           <w:p>
             <w:r/>
             <w:r>
               <w:rPr>
                 <w:b w:val="0"/>
+                <w:i w:val="0"/>
                 <w:sz w:val="18"/>
               </w:rPr>
               <w:t>Annual 30 m global settlement footprint from 1985 to 2015</w:t>
@@ -348,13 +398,14 @@
         </w:tc>
         <w:tc>
           <w:tcPr>
-            <w:tcW w:type="dxa" w:w="3456"/>
+            <w:tcW w:type="dxa" w:w="3504"/>
           </w:tcPr>
           <w:p>
             <w:r/>
             <w:r>
               <w:rPr>
                 <w:b w:val="0"/>
+                <w:i w:val="0"/>
                 <w:sz w:val="18"/>
               </w:rPr>
               <w:t>Combined with GHSL to extend small-settlement extent further back in time</w:t>
@@ -365,13 +416,14 @@
       <w:tr>
         <w:tc>
           <w:tcPr>
-            <w:tcW w:type="dxa" w:w="2880"/>
+            <w:tcW w:type="dxa" w:w="3504"/>
           </w:tcPr>
           <w:p>
             <w:r/>
             <w:r>
               <w:rPr>
                 <w:b/>
+                <w:i w:val="0"/>
                 <w:sz w:val="18"/>
               </w:rPr>
               <w:t>GLAD Global Cropland (Potapov)</w:t>
@@ -379,6 +431,7 @@
             <w:r>
               <w:rPr>
                 <w:b w:val="0"/>
+                <w:i w:val="0"/>
                 <w:sz w:val="18"/>
               </w:rPr>
               <w:t xml:space="preserve"> (Potapov et al., 2022)</w:t>
@@ -387,13 +440,14 @@
         </w:tc>
         <w:tc>
           <w:tcPr>
-            <w:tcW w:type="dxa" w:w="3744"/>
+            <w:tcW w:type="dxa" w:w="3504"/>
           </w:tcPr>
           <w:p>
             <w:r/>
             <w:r>
               <w:rPr>
                 <w:b w:val="0"/>
+                <w:i w:val="0"/>
                 <w:sz w:val="18"/>
               </w:rPr>
               <w:t>Global 30 m cropland presence at multiple time steps between 2000 and 2019</w:t>
@@ -402,13 +456,14 @@
         </w:tc>
         <w:tc>
           <w:tcPr>
-            <w:tcW w:type="dxa" w:w="3456"/>
+            <w:tcW w:type="dxa" w:w="3504"/>
           </w:tcPr>
           <w:p>
             <w:r/>
             <w:r>
               <w:rPr>
                 <w:b w:val="0"/>
+                <w:i w:val="0"/>
                 <w:sz w:val="18"/>
               </w:rPr>
               <w:t>Cropland layer in the agriculture-disturbance buffer</w:t>
@@ -419,13 +474,14 @@
       <w:tr>
         <w:tc>
           <w:tcPr>
-            <w:tcW w:type="dxa" w:w="2880"/>
+            <w:tcW w:type="dxa" w:w="3504"/>
           </w:tcPr>
           <w:p>
             <w:r/>
             <w:r>
               <w:rPr>
                 <w:b/>
+                <w:i w:val="0"/>
                 <w:sz w:val="18"/>
               </w:rPr>
               <w:t>Global Pasture Watch v1</w:t>
@@ -433,6 +489,7 @@
             <w:r>
               <w:rPr>
                 <w:b w:val="0"/>
+                <w:i w:val="0"/>
                 <w:sz w:val="18"/>
               </w:rPr>
               <w:t xml:space="preserve"> (Parente et al., 2024)</w:t>
@@ -441,13 +498,14 @@
         </w:tc>
         <w:tc>
           <w:tcPr>
-            <w:tcW w:type="dxa" w:w="3744"/>
+            <w:tcW w:type="dxa" w:w="3504"/>
           </w:tcPr>
           <w:p>
             <w:r/>
             <w:r>
               <w:rPr>
                 <w:b w:val="0"/>
+                <w:i w:val="0"/>
                 <w:sz w:val="18"/>
               </w:rPr>
               <w:t>Annual 30 m grassland map separating cultivated from natural/semi-natural grasslands</w:t>
@@ -456,13 +514,14 @@
         </w:tc>
         <w:tc>
           <w:tcPr>
-            <w:tcW w:type="dxa" w:w="3456"/>
+            <w:tcW w:type="dxa" w:w="3504"/>
           </w:tcPr>
           <w:p>
             <w:r/>
             <w:r>
               <w:rPr>
                 <w:b w:val="0"/>
+                <w:i w:val="0"/>
                 <w:sz w:val="18"/>
               </w:rPr>
               <w:t>Cultivated-grassland class contributes to the agriculture-disturbance buffer</w:t>
@@ -473,13 +532,14 @@
       <w:tr>
         <w:tc>
           <w:tcPr>
-            <w:tcW w:type="dxa" w:w="2880"/>
+            <w:tcW w:type="dxa" w:w="3504"/>
           </w:tcPr>
           <w:p>
             <w:r/>
             <w:r>
               <w:rPr>
                 <w:b/>
+                <w:i w:val="0"/>
                 <w:sz w:val="18"/>
               </w:rPr>
               <w:t>Descals Global Oil Palm Year-of-Planting</w:t>
@@ -487,6 +547,7 @@
             <w:r>
               <w:rPr>
                 <w:b w:val="0"/>
+                <w:i w:val="0"/>
                 <w:sz w:val="18"/>
               </w:rPr>
               <w:t xml:space="preserve"> (Descals et al., 2024)</w:t>
@@ -495,13 +556,14 @@
         </w:tc>
         <w:tc>
           <w:tcPr>
-            <w:tcW w:type="dxa" w:w="3744"/>
+            <w:tcW w:type="dxa" w:w="3504"/>
           </w:tcPr>
           <w:p>
             <w:r/>
             <w:r>
               <w:rPr>
                 <w:b w:val="0"/>
+                <w:i w:val="0"/>
                 <w:sz w:val="18"/>
               </w:rPr>
               <w:t>Global per-pixel year of oil palm establishment from 1990 to 2021</w:t>
@@ -510,13 +572,14 @@
         </w:tc>
         <w:tc>
           <w:tcPr>
-            <w:tcW w:type="dxa" w:w="3456"/>
+            <w:tcW w:type="dxa" w:w="3504"/>
           </w:tcPr>
           <w:p>
             <w:r/>
             <w:r>
               <w:rPr>
                 <w:b w:val="0"/>
+                <w:i w:val="0"/>
                 <w:sz w:val="18"/>
               </w:rPr>
               <w:t>Oil palm extent feeds both the agriculture-disturbance buffer and the plantation mask</w:t>
@@ -527,13 +590,14 @@
       <w:tr>
         <w:tc>
           <w:tcPr>
-            <w:tcW w:type="dxa" w:w="2880"/>
+            <w:tcW w:type="dxa" w:w="3504"/>
           </w:tcPr>
           <w:p>
             <w:r/>
             <w:r>
               <w:rPr>
                 <w:b/>
+                <w:i w:val="0"/>
                 <w:sz w:val="18"/>
               </w:rPr>
               <w:t>SDPT v2 — Spatial Database of Planted Trees</w:t>
@@ -541,6 +605,7 @@
             <w:r>
               <w:rPr>
                 <w:b w:val="0"/>
+                <w:i w:val="0"/>
                 <w:sz w:val="18"/>
               </w:rPr>
               <w:t xml:space="preserve"> (Richter et al., 2024; WRI)</w:t>
@@ -549,13 +614,14 @@
         </w:tc>
         <w:tc>
           <w:tcPr>
-            <w:tcW w:type="dxa" w:w="3744"/>
+            <w:tcW w:type="dxa" w:w="3504"/>
           </w:tcPr>
           <w:p>
             <w:r/>
             <w:r>
               <w:rPr>
                 <w:b w:val="0"/>
+                <w:i w:val="0"/>
                 <w:sz w:val="18"/>
               </w:rPr>
               <w:t>Global polygons of planted trees, separating planted forest from tree crops</w:t>
@@ -564,13 +630,14 @@
         </w:tc>
         <w:tc>
           <w:tcPr>
-            <w:tcW w:type="dxa" w:w="3456"/>
+            <w:tcW w:type="dxa" w:w="3504"/>
           </w:tcPr>
           <w:p>
             <w:r/>
             <w:r>
               <w:rPr>
                 <w:b w:val="0"/>
+                <w:i w:val="0"/>
                 <w:sz w:val="18"/>
               </w:rPr>
               <w:t>Planted-forest class is reported separately as planted forest; tree-crop class contributes to the agriculture-disturbance buffer</w:t>
@@ -581,13 +648,14 @@
       <w:tr>
         <w:tc>
           <w:tcPr>
-            <w:tcW w:type="dxa" w:w="2880"/>
+            <w:tcW w:type="dxa" w:w="3504"/>
           </w:tcPr>
           <w:p>
             <w:r/>
             <w:r>
               <w:rPr>
                 <w:b/>
+                <w:i w:val="0"/>
                 <w:sz w:val="18"/>
               </w:rPr>
               <w:t>OSM Roads — PFF 33-region merge</w:t>
@@ -595,6 +663,7 @@
             <w:r>
               <w:rPr>
                 <w:b w:val="0"/>
+                <w:i w:val="0"/>
                 <w:sz w:val="18"/>
               </w:rPr>
               <w:t xml:space="preserve"> (OpenStreetMap contributors, 2025)</w:t>
@@ -603,13 +672,14 @@
         </w:tc>
         <w:tc>
           <w:tcPr>
-            <w:tcW w:type="dxa" w:w="3744"/>
+            <w:tcW w:type="dxa" w:w="3504"/>
           </w:tcPr>
           <w:p>
             <w:r/>
             <w:r>
               <w:rPr>
                 <w:b w:val="0"/>
+                <w:i w:val="0"/>
                 <w:sz w:val="18"/>
               </w:rPr>
               <w:t>OpenStreetMap road network collected globally in May 2025</w:t>
@@ -618,13 +688,14 @@
         </w:tc>
         <w:tc>
           <w:tcPr>
-            <w:tcW w:type="dxa" w:w="3456"/>
+            <w:tcW w:type="dxa" w:w="3504"/>
           </w:tcPr>
           <w:p>
             <w:r/>
             <w:r>
               <w:rPr>
                 <w:b w:val="0"/>
+                <w:i w:val="0"/>
                 <w:sz w:val="18"/>
               </w:rPr>
               <w:t>Road raster used in the road-disturbance buffer</w:t>
@@ -635,13 +706,14 @@
       <w:tr>
         <w:tc>
           <w:tcPr>
-            <w:tcW w:type="dxa" w:w="2880"/>
+            <w:tcW w:type="dxa" w:w="3504"/>
           </w:tcPr>
           <w:p>
             <w:r/>
             <w:r>
               <w:rPr>
                 <w:b/>
+                <w:i w:val="0"/>
                 <w:sz w:val="18"/>
               </w:rPr>
               <w:t>JAXA ALOS World 3D-30m DSM v3.2</w:t>
@@ -649,6 +721,7 @@
             <w:r>
               <w:rPr>
                 <w:b w:val="0"/>
+                <w:i w:val="0"/>
                 <w:sz w:val="18"/>
               </w:rPr>
               <w:t xml:space="preserve"> (Tadono et al., 2016)</w:t>
@@ -657,13 +730,14 @@
         </w:tc>
         <w:tc>
           <w:tcPr>
-            <w:tcW w:type="dxa" w:w="3744"/>
+            <w:tcW w:type="dxa" w:w="3504"/>
           </w:tcPr>
           <w:p>
             <w:r/>
             <w:r>
               <w:rPr>
                 <w:b w:val="0"/>
+                <w:i w:val="0"/>
                 <w:sz w:val="18"/>
               </w:rPr>
               <w:t>Global 30 m digital surface model</w:t>
@@ -672,13 +746,14 @@
         </w:tc>
         <w:tc>
           <w:tcPr>
-            <w:tcW w:type="dxa" w:w="3456"/>
+            <w:tcW w:type="dxa" w:w="3504"/>
           </w:tcPr>
           <w:p>
             <w:r/>
             <w:r>
               <w:rPr>
                 <w:b w:val="0"/>
+                <w:i w:val="0"/>
                 <w:sz w:val="18"/>
               </w:rPr>
               <w:t>Source of the slope layer used to rescue forest on steep terrain; also exported as DEM and slope sidecars</w:t>
@@ -689,13 +764,14 @@
       <w:tr>
         <w:tc>
           <w:tcPr>
-            <w:tcW w:type="dxa" w:w="2880"/>
+            <w:tcW w:type="dxa" w:w="3504"/>
           </w:tcPr>
           <w:p>
             <w:r/>
             <w:r>
               <w:rPr>
                 <w:b/>
+                <w:i w:val="0"/>
                 <w:sz w:val="18"/>
               </w:rPr>
               <w:t>WDPA — World Database on Protected Areas</w:t>
@@ -703,6 +779,7 @@
             <w:r>
               <w:rPr>
                 <w:b w:val="0"/>
+                <w:i w:val="0"/>
                 <w:sz w:val="18"/>
               </w:rPr>
               <w:t xml:space="preserve"> (UNEP-WCMC &amp; IUCN, 2026)</w:t>
@@ -711,13 +788,14 @@
         </w:tc>
         <w:tc>
           <w:tcPr>
-            <w:tcW w:type="dxa" w:w="3744"/>
+            <w:tcW w:type="dxa" w:w="3504"/>
           </w:tcPr>
           <w:p>
             <w:r/>
             <w:r>
               <w:rPr>
                 <w:b w:val="0"/>
+                <w:i w:val="0"/>
                 <w:sz w:val="18"/>
               </w:rPr>
               <w:t>Global protected-area polygons with IUCN category and year of designation</w:t>
@@ -726,13 +804,14 @@
         </w:tc>
         <w:tc>
           <w:tcPr>
-            <w:tcW w:type="dxa" w:w="3456"/>
+            <w:tcW w:type="dxa" w:w="3504"/>
           </w:tcPr>
           <w:p>
             <w:r/>
             <w:r>
               <w:rPr>
                 <w:b w:val="0"/>
+                <w:i w:val="0"/>
                 <w:sz w:val="18"/>
               </w:rPr>
               <w:t>Long-designated strictly protected areas qualify forest for rescue from the disturbance mask</w:t>
@@ -743,13 +822,14 @@
       <w:tr>
         <w:tc>
           <w:tcPr>
-            <w:tcW w:type="dxa" w:w="2880"/>
+            <w:tcW w:type="dxa" w:w="3504"/>
           </w:tcPr>
           <w:p>
             <w:r/>
             <w:r>
               <w:rPr>
                 <w:b/>
+                <w:i w:val="0"/>
                 <w:sz w:val="18"/>
               </w:rPr>
               <w:t>FLII — Forest Landscape Integrity Index 2019</w:t>
@@ -757,6 +837,7 @@
             <w:r>
               <w:rPr>
                 <w:b w:val="0"/>
+                <w:i w:val="0"/>
                 <w:sz w:val="18"/>
               </w:rPr>
               <w:t xml:space="preserve"> (Grantham et al., 2020)</w:t>
@@ -765,13 +846,14 @@
         </w:tc>
         <w:tc>
           <w:tcPr>
-            <w:tcW w:type="dxa" w:w="3744"/>
+            <w:tcW w:type="dxa" w:w="3504"/>
           </w:tcPr>
           <w:p>
             <w:r/>
             <w:r>
               <w:rPr>
                 <w:b w:val="0"/>
+                <w:i w:val="0"/>
                 <w:sz w:val="18"/>
               </w:rPr>
               <w:t>0–10 score per ~300 m pixel summarising landscape-scale forest integrity</w:t>
@@ -780,13 +862,14 @@
         </w:tc>
         <w:tc>
           <w:tcPr>
-            <w:tcW w:type="dxa" w:w="3456"/>
+            <w:tcW w:type="dxa" w:w="3504"/>
           </w:tcPr>
           <w:p>
             <w:r/>
             <w:r>
               <w:rPr>
                 <w:b w:val="0"/>
+                <w:i w:val="0"/>
                 <w:sz w:val="18"/>
               </w:rPr>
               <w:t>Optional reference overlay shown alongside PFF outputs for comparison</w:t>
@@ -797,13 +880,14 @@
       <w:tr>
         <w:tc>
           <w:tcPr>
-            <w:tcW w:type="dxa" w:w="2880"/>
+            <w:tcW w:type="dxa" w:w="3504"/>
           </w:tcPr>
           <w:p>
             <w:r/>
             <w:r>
               <w:rPr>
                 <w:b/>
+                <w:i w:val="0"/>
                 <w:sz w:val="18"/>
               </w:rPr>
               <w:t>FDaP Forest Persistence 2020</w:t>
@@ -811,6 +895,7 @@
             <w:r>
               <w:rPr>
                 <w:b w:val="0"/>
+                <w:i w:val="0"/>
                 <w:sz w:val="18"/>
               </w:rPr>
               <w:t xml:space="preserve"> (Forest Data Partnership, 2024)</w:t>
@@ -819,13 +904,14 @@
         </w:tc>
         <w:tc>
           <w:tcPr>
-            <w:tcW w:type="dxa" w:w="3744"/>
+            <w:tcW w:type="dxa" w:w="3504"/>
           </w:tcPr>
           <w:p>
             <w:r/>
             <w:r>
               <w:rPr>
                 <w:b w:val="0"/>
+                <w:i w:val="0"/>
                 <w:sz w:val="18"/>
               </w:rPr>
               <w:t>Per-pixel 0–1 probability of continuous forest cover at 2020</w:t>
@@ -834,13 +920,14 @@
         </w:tc>
         <w:tc>
           <w:tcPr>
-            <w:tcW w:type="dxa" w:w="3456"/>
+            <w:tcW w:type="dxa" w:w="3504"/>
           </w:tcPr>
           <w:p>
             <w:r/>
             <w:r>
               <w:rPr>
                 <w:b w:val="0"/>
+                <w:i w:val="0"/>
                 <w:sz w:val="18"/>
               </w:rPr>
               <w:t>Optional reference overlay shown alongside PFF outputs for comparison</w:t>
@@ -849,11 +936,7 @@
         </w:tc>
       </w:tr>
     </w:tbl>
-    <w:p>
-      <w:r>
-        <w:br w:type="page"/>
-      </w:r>
-    </w:p>
+    <w:p/>
     <w:p>
       <w:pPr>
         <w:pStyle w:val="Heading1"/>
@@ -869,25 +952,25 @@
       <w:tblPr>
         <w:tblStyle w:val="LightGrid-Accent1"/>
         <w:tblW w:type="auto" w:w="0"/>
-        <w:tblLayout w:type="fixed"/>
+        <w:tblLayout w:type="autofit"/>
         <w:tblLook w:firstColumn="1" w:firstRow="1" w:lastColumn="0" w:lastRow="0" w:noHBand="0" w:noVBand="1" w:val="04A0"/>
       </w:tblPr>
       <w:tblGrid>
-        <w:gridCol w:w="5112"/>
-        <w:gridCol w:w="5112"/>
+        <w:gridCol w:w="5256"/>
+        <w:gridCol w:w="5256"/>
       </w:tblGrid>
       <w:tr>
         <w:tc>
           <w:tcPr>
-            <w:tcW w:type="dxa" w:w="3744"/>
-            <w:shd w:val="clear" w:color="auto" w:fill="2C5282"/>
+            <w:tcW w:type="dxa" w:w="5256"/>
+            <w:shd w:val="clear" w:color="auto" w:fill="DCE6F1"/>
           </w:tcPr>
           <w:p>
             <w:r/>
             <w:r>
               <w:rPr>
                 <w:b/>
-                <w:color w:val="FFFFFF"/>
+                <w:color w:val="000000"/>
                 <w:sz w:val="20"/>
               </w:rPr>
               <w:t>Dataset</w:t>
@@ -896,15 +979,15 @@
         </w:tc>
         <w:tc>
           <w:tcPr>
-            <w:tcW w:type="dxa" w:w="6336"/>
-            <w:shd w:val="clear" w:color="auto" w:fill="2C5282"/>
+            <w:tcW w:type="dxa" w:w="5256"/>
+            <w:shd w:val="clear" w:color="auto" w:fill="DCE6F1"/>
           </w:tcPr>
           <w:p>
             <w:r/>
             <w:r>
               <w:rPr>
                 <w:b/>
-                <w:color w:val="FFFFFF"/>
+                <w:color w:val="000000"/>
                 <w:sz w:val="20"/>
               </w:rPr>
               <w:t>What it is</w:t>
@@ -915,13 +998,14 @@
       <w:tr>
         <w:tc>
           <w:tcPr>
-            <w:tcW w:type="dxa" w:w="3744"/>
+            <w:tcW w:type="dxa" w:w="5256"/>
           </w:tcPr>
           <w:p>
             <w:r/>
             <w:r>
               <w:rPr>
                 <w:b/>
+                <w:i w:val="0"/>
                 <w:sz w:val="18"/>
               </w:rPr>
               <w:t>GRIP4 + Predicted AADT</w:t>
@@ -929,6 +1013,7 @@
             <w:r>
               <w:rPr>
                 <w:b w:val="0"/>
+                <w:i w:val="0"/>
                 <w:sz w:val="18"/>
               </w:rPr>
               <w:t xml:space="preserve"> (Meijer et al., 2018)</w:t>
@@ -937,13 +1022,14 @@
         </w:tc>
         <w:tc>
           <w:tcPr>
-            <w:tcW w:type="dxa" w:w="6336"/>
+            <w:tcW w:type="dxa" w:w="5256"/>
           </w:tcPr>
           <w:p>
             <w:r/>
             <w:r>
               <w:rPr>
                 <w:b w:val="0"/>
+                <w:i w:val="0"/>
                 <w:sz w:val="18"/>
               </w:rPr>
               <w:t>Global major-roads network with modelled annual average daily traffic at 1990, 2000 and 2015</w:t>
@@ -954,13 +1040,14 @@
       <w:tr>
         <w:tc>
           <w:tcPr>
-            <w:tcW w:type="dxa" w:w="3744"/>
+            <w:tcW w:type="dxa" w:w="5256"/>
           </w:tcPr>
           <w:p>
             <w:r/>
             <w:r>
               <w:rPr>
                 <w:b/>
+                <w:i w:val="0"/>
                 <w:sz w:val="18"/>
               </w:rPr>
               <w:t>JRC TMF v1_2025 — Deforestation Year</w:t>
@@ -968,6 +1055,7 @@
             <w:r>
               <w:rPr>
                 <w:b w:val="0"/>
+                <w:i w:val="0"/>
                 <w:sz w:val="18"/>
               </w:rPr>
               <w:t xml:space="preserve"> (Vancutsem et al., 2021)</w:t>
@@ -976,13 +1064,14 @@
         </w:tc>
         <w:tc>
           <w:tcPr>
-            <w:tcW w:type="dxa" w:w="6336"/>
+            <w:tcW w:type="dxa" w:w="5256"/>
           </w:tcPr>
           <w:p>
             <w:r/>
             <w:r>
               <w:rPr>
                 <w:b w:val="0"/>
+                <w:i w:val="0"/>
                 <w:sz w:val="18"/>
               </w:rPr>
               <w:t>Annual tropical-belt deforestation year layer</w:t>
@@ -993,13 +1082,14 @@
       <w:tr>
         <w:tc>
           <w:tcPr>
-            <w:tcW w:type="dxa" w:w="3744"/>
+            <w:tcW w:type="dxa" w:w="5256"/>
           </w:tcPr>
           <w:p>
             <w:r/>
             <w:r>
               <w:rPr>
                 <w:b/>
+                <w:i w:val="0"/>
                 <w:sz w:val="18"/>
               </w:rPr>
               <w:t>GLC_FCS30D 1985–2022</w:t>
@@ -1007,6 +1097,7 @@
             <w:r>
               <w:rPr>
                 <w:b w:val="0"/>
+                <w:i w:val="0"/>
                 <w:sz w:val="18"/>
               </w:rPr>
               <w:t xml:space="preserve"> (Zhang et al., 2024)</w:t>
@@ -1015,13 +1106,14 @@
         </w:tc>
         <w:tc>
           <w:tcPr>
-            <w:tcW w:type="dxa" w:w="6336"/>
+            <w:tcW w:type="dxa" w:w="5256"/>
           </w:tcPr>
           <w:p>
             <w:r/>
             <w:r>
               <w:rPr>
                 <w:b w:val="0"/>
+                <w:i w:val="0"/>
                 <w:sz w:val="18"/>
               </w:rPr>
               <w:t>Global 30 m 35-class land cover with annual and 5-year products</w:t>
@@ -1032,13 +1124,14 @@
       <w:tr>
         <w:tc>
           <w:tcPr>
-            <w:tcW w:type="dxa" w:w="3744"/>
+            <w:tcW w:type="dxa" w:w="5256"/>
           </w:tcPr>
           <w:p>
             <w:r/>
             <w:r>
               <w:rPr>
                 <w:b/>
+                <w:i w:val="0"/>
                 <w:sz w:val="18"/>
               </w:rPr>
               <w:t>GISD30 1985–2020</w:t>
@@ -1046,6 +1139,7 @@
             <w:r>
               <w:rPr>
                 <w:b w:val="0"/>
+                <w:i w:val="0"/>
                 <w:sz w:val="18"/>
               </w:rPr>
               <w:t xml:space="preserve"> (Zhang et al., 2022)</w:t>
@@ -1054,13 +1148,14 @@
         </w:tc>
         <w:tc>
           <w:tcPr>
-            <w:tcW w:type="dxa" w:w="6336"/>
+            <w:tcW w:type="dxa" w:w="5256"/>
           </w:tcPr>
           <w:p>
             <w:r/>
             <w:r>
               <w:rPr>
                 <w:b w:val="0"/>
+                <w:i w:val="0"/>
                 <w:sz w:val="18"/>
               </w:rPr>
               <w:t>Global 30 m impervious-surface dynamic dataset</w:t>
@@ -1071,13 +1166,14 @@
       <w:tr>
         <w:tc>
           <w:tcPr>
-            <w:tcW w:type="dxa" w:w="3744"/>
+            <w:tcW w:type="dxa" w:w="5256"/>
           </w:tcPr>
           <w:p>
             <w:r/>
             <w:r>
               <w:rPr>
                 <w:b/>
+                <w:i w:val="0"/>
                 <w:sz w:val="18"/>
               </w:rPr>
               <w:t>GISA 1972–2019</w:t>
@@ -1085,6 +1181,7 @@
             <w:r>
               <w:rPr>
                 <w:b w:val="0"/>
+                <w:i w:val="0"/>
                 <w:sz w:val="18"/>
               </w:rPr>
               <w:t xml:space="preserve"> (Huang et al., 2021)</w:t>
@@ -1093,13 +1190,14 @@
         </w:tc>
         <w:tc>
           <w:tcPr>
-            <w:tcW w:type="dxa" w:w="6336"/>
+            <w:tcW w:type="dxa" w:w="5256"/>
           </w:tcPr>
           <w:p>
             <w:r/>
             <w:r>
               <w:rPr>
                 <w:b w:val="0"/>
+                <w:i w:val="0"/>
                 <w:sz w:val="18"/>
               </w:rPr>
               <w:t>Global 30 m impervious-surface area dataset with long time span</w:t>
@@ -1110,13 +1208,14 @@
       <w:tr>
         <w:tc>
           <w:tcPr>
-            <w:tcW w:type="dxa" w:w="3744"/>
+            <w:tcW w:type="dxa" w:w="5256"/>
           </w:tcPr>
           <w:p>
             <w:r/>
             <w:r>
               <w:rPr>
                 <w:b/>
+                <w:i w:val="0"/>
                 <w:sz w:val="18"/>
               </w:rPr>
               <w:t>DLR WSF 2015</w:t>
@@ -1125,13 +1224,14 @@
         </w:tc>
         <w:tc>
           <w:tcPr>
-            <w:tcW w:type="dxa" w:w="6336"/>
+            <w:tcW w:type="dxa" w:w="5256"/>
           </w:tcPr>
           <w:p>
             <w:r/>
             <w:r>
               <w:rPr>
                 <w:b w:val="0"/>
+                <w:i w:val="0"/>
                 <w:sz w:val="18"/>
               </w:rPr>
               <w:t>Single-year 10 m global settlement footprint for 2015</w:t>
@@ -1142,13 +1242,14 @@
       <w:tr>
         <w:tc>
           <w:tcPr>
-            <w:tcW w:type="dxa" w:w="3744"/>
+            <w:tcW w:type="dxa" w:w="5256"/>
           </w:tcPr>
           <w:p>
             <w:r/>
             <w:r>
               <w:rPr>
                 <w:b/>
+                <w:i w:val="0"/>
                 <w:sz w:val="18"/>
               </w:rPr>
               <w:t>DLR WSF 2019</w:t>
@@ -1157,13 +1258,14 @@
         </w:tc>
         <w:tc>
           <w:tcPr>
-            <w:tcW w:type="dxa" w:w="6336"/>
+            <w:tcW w:type="dxa" w:w="5256"/>
           </w:tcPr>
           <w:p>
             <w:r/>
             <w:r>
               <w:rPr>
                 <w:b w:val="0"/>
+                <w:i w:val="0"/>
                 <w:sz w:val="18"/>
               </w:rPr>
               <w:t>Single-year global settlement footprint for 2019</w:t>
@@ -1174,13 +1276,14 @@
       <w:tr>
         <w:tc>
           <w:tcPr>
-            <w:tcW w:type="dxa" w:w="3744"/>
+            <w:tcW w:type="dxa" w:w="5256"/>
           </w:tcPr>
           <w:p>
             <w:r/>
             <w:r>
               <w:rPr>
                 <w:b/>
+                <w:i w:val="0"/>
                 <w:sz w:val="18"/>
               </w:rPr>
               <w:t>LandScan Global</w:t>
@@ -1188,6 +1291,7 @@
             <w:r>
               <w:rPr>
                 <w:b w:val="0"/>
+                <w:i w:val="0"/>
                 <w:sz w:val="18"/>
               </w:rPr>
               <w:t xml:space="preserve"> (Rose et al., 2025; ORNL)</w:t>
@@ -1196,13 +1300,14 @@
         </w:tc>
         <w:tc>
           <w:tcPr>
-            <w:tcW w:type="dxa" w:w="6336"/>
+            <w:tcW w:type="dxa" w:w="5256"/>
           </w:tcPr>
           <w:p>
             <w:r/>
             <w:r>
               <w:rPr>
                 <w:b w:val="0"/>
+                <w:i w:val="0"/>
                 <w:sz w:val="18"/>
               </w:rPr>
               <w:t>Annual global population distribution at ~1 km</w:t>
@@ -1213,13 +1318,14 @@
       <w:tr>
         <w:tc>
           <w:tcPr>
-            <w:tcW w:type="dxa" w:w="3744"/>
+            <w:tcW w:type="dxa" w:w="5256"/>
           </w:tcPr>
           <w:p>
             <w:r/>
             <w:r>
               <w:rPr>
                 <w:b/>
+                <w:i w:val="0"/>
                 <w:sz w:val="18"/>
               </w:rPr>
               <w:t>FDAP Palm 2024a</w:t>
@@ -1227,6 +1333,7 @@
             <w:r>
               <w:rPr>
                 <w:b w:val="0"/>
+                <w:i w:val="0"/>
                 <w:sz w:val="18"/>
               </w:rPr>
               <w:t xml:space="preserve"> (Forest Data Partnership, 2024)</w:t>
@@ -1235,13 +1342,14 @@
         </w:tc>
         <w:tc>
           <w:tcPr>
-            <w:tcW w:type="dxa" w:w="6336"/>
+            <w:tcW w:type="dxa" w:w="5256"/>
           </w:tcPr>
           <w:p>
             <w:r/>
             <w:r>
               <w:rPr>
                 <w:b w:val="0"/>
+                <w:i w:val="0"/>
                 <w:sz w:val="18"/>
               </w:rPr>
               <w:t>Per-pixel oil palm probability layer</w:t>
@@ -1252,13 +1360,14 @@
       <w:tr>
         <w:tc>
           <w:tcPr>
-            <w:tcW w:type="dxa" w:w="3744"/>
+            <w:tcW w:type="dxa" w:w="5256"/>
           </w:tcPr>
           <w:p>
             <w:r/>
             <w:r>
               <w:rPr>
                 <w:b/>
+                <w:i w:val="0"/>
                 <w:sz w:val="18"/>
               </w:rPr>
               <w:t>FDAP Rubber 2024a</w:t>
@@ -1266,6 +1375,7 @@
             <w:r>
               <w:rPr>
                 <w:b w:val="0"/>
+                <w:i w:val="0"/>
                 <w:sz w:val="18"/>
               </w:rPr>
               <w:t xml:space="preserve"> (Forest Data Partnership, 2024)</w:t>
@@ -1274,13 +1384,14 @@
         </w:tc>
         <w:tc>
           <w:tcPr>
-            <w:tcW w:type="dxa" w:w="6336"/>
+            <w:tcW w:type="dxa" w:w="5256"/>
           </w:tcPr>
           <w:p>
             <w:r/>
             <w:r>
               <w:rPr>
                 <w:b w:val="0"/>
+                <w:i w:val="0"/>
                 <w:sz w:val="18"/>
               </w:rPr>
               <w:t>Per-pixel rubber probability layer</w:t>
@@ -1291,13 +1402,14 @@
       <w:tr>
         <w:tc>
           <w:tcPr>
-            <w:tcW w:type="dxa" w:w="3744"/>
+            <w:tcW w:type="dxa" w:w="5256"/>
           </w:tcPr>
           <w:p>
             <w:r/>
             <w:r>
               <w:rPr>
                 <w:b/>
+                <w:i w:val="0"/>
                 <w:sz w:val="18"/>
               </w:rPr>
               <w:t>FDAP Cocoa 2024a</w:t>
@@ -1305,6 +1417,7 @@
             <w:r>
               <w:rPr>
                 <w:b w:val="0"/>
+                <w:i w:val="0"/>
                 <w:sz w:val="18"/>
               </w:rPr>
               <w:t xml:space="preserve"> (Forest Data Partnership, 2024)</w:t>
@@ -1313,13 +1426,14 @@
         </w:tc>
         <w:tc>
           <w:tcPr>
-            <w:tcW w:type="dxa" w:w="6336"/>
+            <w:tcW w:type="dxa" w:w="5256"/>
           </w:tcPr>
           <w:p>
             <w:r/>
             <w:r>
               <w:rPr>
                 <w:b w:val="0"/>
+                <w:i w:val="0"/>
                 <w:sz w:val="18"/>
               </w:rPr>
               <w:t>Per-pixel cocoa probability layer</w:t>
@@ -1330,13 +1444,14 @@
       <w:tr>
         <w:tc>
           <w:tcPr>
-            <w:tcW w:type="dxa" w:w="3744"/>
+            <w:tcW w:type="dxa" w:w="5256"/>
           </w:tcPr>
           <w:p>
             <w:r/>
             <w:r>
               <w:rPr>
                 <w:b/>
+                <w:i w:val="0"/>
                 <w:sz w:val="18"/>
               </w:rPr>
               <w:t>OSM Water Layer</w:t>
@@ -1344,6 +1459,7 @@
             <w:r>
               <w:rPr>
                 <w:b w:val="0"/>
+                <w:i w:val="0"/>
                 <w:sz w:val="18"/>
               </w:rPr>
               <w:t xml:space="preserve"> (sat-io / U-Tokyo)</w:t>
@@ -1352,13 +1468,14 @@
         </w:tc>
         <w:tc>
           <w:tcPr>
-            <w:tcW w:type="dxa" w:w="6336"/>
+            <w:tcW w:type="dxa" w:w="5256"/>
           </w:tcPr>
           <w:p>
             <w:r/>
             <w:r>
               <w:rPr>
                 <w:b w:val="0"/>
+                <w:i w:val="0"/>
                 <w:sz w:val="18"/>
               </w:rPr>
               <w:t>Global water-body and canal raster derived from OpenStreetMap</w:t>
@@ -1369,13 +1486,14 @@
       <w:tr>
         <w:tc>
           <w:tcPr>
-            <w:tcW w:type="dxa" w:w="3744"/>
+            <w:tcW w:type="dxa" w:w="5256"/>
           </w:tcPr>
           <w:p>
             <w:r/>
             <w:r>
               <w:rPr>
                 <w:b/>
+                <w:i w:val="0"/>
                 <w:sz w:val="18"/>
               </w:rPr>
               <w:t>PFF Navigable Rivers (WDB)</w:t>
@@ -1384,13 +1502,14 @@
         </w:tc>
         <w:tc>
           <w:tcPr>
-            <w:tcW w:type="dxa" w:w="6336"/>
+            <w:tcW w:type="dxa" w:w="5256"/>
           </w:tcPr>
           <w:p>
             <w:r/>
             <w:r>
               <w:rPr>
                 <w:b w:val="0"/>
+                <w:i w:val="0"/>
                 <w:sz w:val="18"/>
               </w:rPr>
               <w:t>Navigable-river network derived from the World Data Bank river dataset</w:t>
@@ -1401,13 +1520,14 @@
       <w:tr>
         <w:tc>
           <w:tcPr>
-            <w:tcW w:type="dxa" w:w="3744"/>
+            <w:tcW w:type="dxa" w:w="5256"/>
           </w:tcPr>
           <w:p>
             <w:r/>
             <w:r>
               <w:rPr>
                 <w:b/>
+                <w:i w:val="0"/>
                 <w:sz w:val="18"/>
               </w:rPr>
               <w:t>Navigable Waterways USA</w:t>
@@ -1416,13 +1536,14 @@
         </w:tc>
         <w:tc>
           <w:tcPr>
-            <w:tcW w:type="dxa" w:w="6336"/>
+            <w:tcW w:type="dxa" w:w="5256"/>
           </w:tcPr>
           <w:p>
             <w:r/>
             <w:r>
               <w:rPr>
                 <w:b w:val="0"/>
+                <w:i w:val="0"/>
                 <w:sz w:val="18"/>
               </w:rPr>
               <w:t>National-scale navigable-waterway vector for the United States</w:t>
@@ -1433,13 +1554,14 @@
       <w:tr>
         <w:tc>
           <w:tcPr>
-            <w:tcW w:type="dxa" w:w="3744"/>
+            <w:tcW w:type="dxa" w:w="5256"/>
           </w:tcPr>
           <w:p>
             <w:r/>
             <w:r>
               <w:rPr>
                 <w:b/>
+                <w:i w:val="0"/>
                 <w:sz w:val="18"/>
               </w:rPr>
               <w:t>USA TIGER Roads</w:t>
@@ -1448,13 +1570,14 @@
         </w:tc>
         <w:tc>
           <w:tcPr>
-            <w:tcW w:type="dxa" w:w="6336"/>
+            <w:tcW w:type="dxa" w:w="5256"/>
           </w:tcPr>
           <w:p>
             <w:r/>
             <w:r>
               <w:rPr>
                 <w:b w:val="0"/>
+                <w:i w:val="0"/>
                 <w:sz w:val="18"/>
               </w:rPr>
               <w:t>National-scale US road vector from the US Census TIGER programme</w:t>
@@ -1465,13 +1588,14 @@
       <w:tr>
         <w:tc>
           <w:tcPr>
-            <w:tcW w:type="dxa" w:w="3744"/>
+            <w:tcW w:type="dxa" w:w="5256"/>
           </w:tcPr>
           <w:p>
             <w:r/>
             <w:r>
               <w:rPr>
                 <w:b/>
+                <w:i w:val="0"/>
                 <w:sz w:val="18"/>
               </w:rPr>
               <w:t>WUR Congo Basin Logging Roads</w:t>
@@ -1480,13 +1604,14 @@
         </w:tc>
         <w:tc>
           <w:tcPr>
-            <w:tcW w:type="dxa" w:w="6336"/>
+            <w:tcW w:type="dxa" w:w="5256"/>
           </w:tcPr>
           <w:p>
             <w:r/>
             <w:r>
               <w:rPr>
                 <w:b w:val="0"/>
+                <w:i w:val="0"/>
                 <w:sz w:val="18"/>
               </w:rPr>
               <w:t>Logging-road vector for the Congo Basin compiled by Wageningen University</w:t>
@@ -1497,13 +1622,14 @@
       <w:tr>
         <w:tc>
           <w:tcPr>
-            <w:tcW w:type="dxa" w:w="3744"/>
+            <w:tcW w:type="dxa" w:w="5256"/>
           </w:tcPr>
           <w:p>
             <w:r/>
             <w:r>
               <w:rPr>
                 <w:b/>
+                <w:i w:val="0"/>
                 <w:sz w:val="18"/>
               </w:rPr>
               <w:t>Microsoft Global Roads</w:t>
@@ -1512,13 +1638,14 @@
         </w:tc>
         <w:tc>
           <w:tcPr>
-            <w:tcW w:type="dxa" w:w="6336"/>
+            <w:tcW w:type="dxa" w:w="5256"/>
           </w:tcPr>
           <w:p>
             <w:r/>
             <w:r>
               <w:rPr>
                 <w:b w:val="0"/>
+                <w:i w:val="0"/>
                 <w:sz w:val="18"/>
               </w:rPr>
               <w:t>Global road vector released by Microsoft</w:t>
@@ -1529,13 +1656,14 @@
       <w:tr>
         <w:tc>
           <w:tcPr>
-            <w:tcW w:type="dxa" w:w="3744"/>
+            <w:tcW w:type="dxa" w:w="5256"/>
           </w:tcPr>
           <w:p>
             <w:r/>
             <w:r>
               <w:rPr>
                 <w:b/>
+                <w:i w:val="0"/>
                 <w:sz w:val="18"/>
               </w:rPr>
               <w:t>Ghost Roads — Asia / New Guinea</w:t>
@@ -1544,13 +1672,14 @@
         </w:tc>
         <w:tc>
           <w:tcPr>
-            <w:tcW w:type="dxa" w:w="6336"/>
+            <w:tcW w:type="dxa" w:w="5256"/>
           </w:tcPr>
           <w:p>
             <w:r/>
             <w:r>
               <w:rPr>
                 <w:b w:val="0"/>
+                <w:i w:val="0"/>
                 <w:sz w:val="18"/>
               </w:rPr>
               <w:t>Hand-mapped informal road network for Asia and New Guinea</w:t>
@@ -1561,13 +1690,14 @@
       <w:tr>
         <w:tc>
           <w:tcPr>
-            <w:tcW w:type="dxa" w:w="3744"/>
+            <w:tcW w:type="dxa" w:w="5256"/>
           </w:tcPr>
           <w:p>
             <w:r/>
             <w:r>
               <w:rPr>
                 <w:b/>
+                <w:i w:val="0"/>
                 <w:sz w:val="18"/>
               </w:rPr>
               <w:t>MapBiomas Brazil Roads</w:t>
@@ -1576,13 +1706,14 @@
         </w:tc>
         <w:tc>
           <w:tcPr>
-            <w:tcW w:type="dxa" w:w="6336"/>
+            <w:tcW w:type="dxa" w:w="5256"/>
           </w:tcPr>
           <w:p>
             <w:r/>
             <w:r>
               <w:rPr>
                 <w:b w:val="0"/>
+                <w:i w:val="0"/>
                 <w:sz w:val="18"/>
               </w:rPr>
               <w:t>National-scale Brazil road vector from MapBiomas</w:t>
@@ -1593,13 +1724,14 @@
       <w:tr>
         <w:tc>
           <w:tcPr>
-            <w:tcW w:type="dxa" w:w="3744"/>
+            <w:tcW w:type="dxa" w:w="5256"/>
           </w:tcPr>
           <w:p>
             <w:r/>
             <w:r>
               <w:rPr>
                 <w:b/>
+                <w:i w:val="0"/>
                 <w:sz w:val="18"/>
               </w:rPr>
               <w:t>WRI SBTN Natural Lands v1.1 (2020)</w:t>
@@ -1607,6 +1739,7 @@
             <w:r>
               <w:rPr>
                 <w:b w:val="0"/>
+                <w:i w:val="0"/>
                 <w:sz w:val="18"/>
               </w:rPr>
               <w:t xml:space="preserve"> (Mazur et al., 2025)</w:t>
@@ -1615,13 +1748,14 @@
         </w:tc>
         <w:tc>
           <w:tcPr>
-            <w:tcW w:type="dxa" w:w="6336"/>
+            <w:tcW w:type="dxa" w:w="5256"/>
           </w:tcPr>
           <w:p>
             <w:r/>
             <w:r>
               <w:rPr>
                 <w:b w:val="0"/>
+                <w:i w:val="0"/>
                 <w:sz w:val="18"/>
               </w:rPr>
               <w:t>Global natural-lands map at 2020 produced under the Science Based Targets Network</w:t>
@@ -1632,13 +1766,14 @@
       <w:tr>
         <w:tc>
           <w:tcPr>
-            <w:tcW w:type="dxa" w:w="3744"/>
+            <w:tcW w:type="dxa" w:w="5256"/>
           </w:tcPr>
           <w:p>
             <w:r/>
             <w:r>
               <w:rPr>
                 <w:b/>
+                <w:i w:val="0"/>
                 <w:sz w:val="18"/>
               </w:rPr>
               <w:t>European Primary Forests Database v2</w:t>
@@ -1646,6 +1781,7 @@
             <w:r>
               <w:rPr>
                 <w:b w:val="0"/>
+                <w:i w:val="0"/>
                 <w:sz w:val="18"/>
               </w:rPr>
               <w:t xml:space="preserve"> (Sabatini et al., 2018)</w:t>
@@ -1654,13 +1790,14 @@
         </w:tc>
         <w:tc>
           <w:tcPr>
-            <w:tcW w:type="dxa" w:w="6336"/>
+            <w:tcW w:type="dxa" w:w="5256"/>
           </w:tcPr>
           <w:p>
             <w:r/>
             <w:r>
               <w:rPr>
                 <w:b w:val="0"/>
+                <w:i w:val="0"/>
                 <w:sz w:val="18"/>
               </w:rPr>
               <w:t>Polygon database of mapped primary forest patches across Europe</w:t>
@@ -1671,13 +1808,14 @@
       <w:tr>
         <w:tc>
           <w:tcPr>
-            <w:tcW w:type="dxa" w:w="3744"/>
+            <w:tcW w:type="dxa" w:w="5256"/>
           </w:tcPr>
           <w:p>
             <w:r/>
             <w:r>
               <w:rPr>
                 <w:b/>
+                <w:i w:val="0"/>
                 <w:sz w:val="18"/>
               </w:rPr>
               <w:t>Tsinghua DESS China Terrace Map v1</w:t>
@@ -1685,6 +1823,7 @@
             <w:r>
               <w:rPr>
                 <w:b w:val="0"/>
+                <w:i w:val="0"/>
                 <w:sz w:val="18"/>
               </w:rPr>
               <w:t xml:space="preserve"> (Cao et al., 2021)</w:t>
@@ -1693,13 +1832,14 @@
         </w:tc>
         <w:tc>
           <w:tcPr>
-            <w:tcW w:type="dxa" w:w="6336"/>
+            <w:tcW w:type="dxa" w:w="5256"/>
           </w:tcPr>
           <w:p>
             <w:r/>
             <w:r>
               <w:rPr>
                 <w:b w:val="0"/>
+                <w:i w:val="0"/>
                 <w:sz w:val="18"/>
               </w:rPr>
               <w:t>National-scale terrace agriculture map for China</w:t>
@@ -1708,19 +1848,20 @@
         </w:tc>
       </w:tr>
     </w:tbl>
+    <w:p/>
     <w:p>
       <w:r>
         <w:rPr>
-          <w:i/>
-          <w:color w:val="666666"/>
-          <w:sz w:val="16"/>
+          <w:b w:val="0"/>
+          <w:i w:val="0"/>
+          <w:sz w:val="20"/>
         </w:rPr>
         <w:t>Verified against pff_4.js v4.15.7-beta.1 and QGIS plugin v0.16.0-beta.1 on 2026-05-11.</w:t>
       </w:r>
     </w:p>
     <w:sectPr>
       <w:pgSz w:w="12240" w:h="15840"/>
-      <w:pgMar w:top="864" w:right="1008" w:bottom="864" w:left="1008" w:header="720" w:footer="720" w:gutter="0"/>
+      <w:pgMar w:top="864" w:right="864" w:bottom="864" w:left="864" w:header="720" w:footer="720" w:gutter="0"/>
       <w:cols w:space="720"/>
       <w:docGrid w:linePitch="360"/>
     </w:sectPr>
